--- a/examples/clustering/doc/README.docx
+++ b/examples/clustering/doc/README.docx
@@ -190,7 +190,11 @@
       </w:r>
     </w:p>
     <w:bookmarkEnd w:id="24"/>
-    <w:sectPr/>
+    <w:sectPr>
+      <w:footnotePr>
+        <w:numRestart w:val="eachSect"/>
+      </w:footnotePr>
+    </w:sectPr>
   </w:body>
 </w:document>
 </file>
@@ -468,8 +472,6 @@
     </w:pPr>
     <w:rPr>
       <w:rFonts w:asciiTheme="majorHAnsi" w:cstheme="majorBidi" w:eastAsiaTheme="majorEastAsia" w:hAnsiTheme="majorHAnsi"/>
-      <w:spacing w:val="-10"/>
-      <w:kern w:val="28"/>
       <w:sz w:val="56"/>
       <w:szCs w:val="56"/>
     </w:rPr>
@@ -482,15 +484,13 @@
     <w:rsid w:val="00A10FD9"/>
     <w:rPr>
       <w:rFonts w:asciiTheme="majorHAnsi" w:cstheme="majorBidi" w:eastAsiaTheme="majorEastAsia" w:hAnsiTheme="majorHAnsi"/>
-      <w:spacing w:val="-10"/>
-      <w:kern w:val="28"/>
       <w:sz w:val="56"/>
       <w:szCs w:val="56"/>
     </w:rPr>
   </w:style>
   <w:style w:styleId="Subtitle" w:type="paragraph">
     <w:name w:val="Subtitle"/>
-    <w:basedOn w:val="Normal"/>
+    <w:basedOn w:val="Title"/>
     <w:next w:val="BodyText"/>
     <w:link w:val="SubtitleChar"/>
     <w:uiPriority w:val="11"/>
@@ -501,6 +501,19 @@
         <w:ilvl w:val="1"/>
       </w:numPr>
     </w:pPr>
+    <w:rPr>
+      <w:rFonts w:cstheme="majorBidi" w:eastAsiaTheme="majorEastAsia"/>
+      <w:spacing w:val="15"/>
+      <w:sz w:val="28"/>
+      <w:szCs w:val="28"/>
+    </w:rPr>
+  </w:style>
+  <w:style w:customStyle="1" w:styleId="SubtitleChar" w:type="character">
+    <w:name w:val="Subtitle Char"/>
+    <w:basedOn w:val="DefaultParagraphFont"/>
+    <w:link w:val="Subtitle"/>
+    <w:uiPriority w:val="11"/>
+    <w:rsid w:val="00A10FD9"/>
     <w:rPr>
       <w:rFonts w:cstheme="majorBidi" w:eastAsiaTheme="majorEastAsia"/>
       <w:color w:themeColor="text1" w:themeTint="A6" w:val="595959"/>
@@ -509,39 +522,33 @@
       <w:szCs w:val="28"/>
     </w:rPr>
   </w:style>
-  <w:style w:customStyle="1" w:styleId="SubtitleChar" w:type="character">
-    <w:name w:val="Subtitle Char"/>
-    <w:basedOn w:val="DefaultParagraphFont"/>
-    <w:link w:val="Subtitle"/>
-    <w:uiPriority w:val="11"/>
-    <w:rsid w:val="00A10FD9"/>
-    <w:rPr>
-      <w:rFonts w:cstheme="majorBidi" w:eastAsiaTheme="majorEastAsia"/>
-      <w:color w:themeColor="text1" w:themeTint="A6" w:val="595959"/>
-      <w:spacing w:val="15"/>
-      <w:sz w:val="28"/>
-      <w:szCs w:val="28"/>
-    </w:rPr>
-  </w:style>
   <w:style w:customStyle="1" w:styleId="Author" w:type="paragraph">
     <w:name w:val="Author"/>
+    <w:basedOn w:val="Title"/>
     <w:next w:val="BodyText"/>
     <w:qFormat/>
     <w:pPr>
       <w:keepNext/>
       <w:keepLines/>
-      <w:jc w:val="center"/>
-    </w:pPr>
+    </w:pPr>
+    <w:rPr>
+      <w:sz w:val="24"/>
+      <w:szCs w:val="24"/>
+    </w:rPr>
   </w:style>
   <w:style w:styleId="Date" w:type="paragraph">
     <w:name w:val="Date"/>
+    <w:basedOn w:val="Title"/>
     <w:next w:val="BodyText"/>
     <w:qFormat/>
     <w:pPr>
       <w:keepNext/>
       <w:keepLines/>
-      <w:jc w:val="center"/>
-    </w:pPr>
+    </w:pPr>
+    <w:rPr>
+      <w:sz w:val="24"/>
+      <w:szCs w:val="24"/>
+    </w:rPr>
   </w:style>
   <w:style w:customStyle="1" w:styleId="AbstractTitle" w:type="paragraph">
     <w:name w:val="Abstract Title"/>
@@ -556,7 +563,6 @@
     </w:pPr>
     <w:rPr>
       <w:b/>
-      <w:color w:val="345A8A"/>
       <w:sz w:val="20"/>
       <w:szCs w:val="20"/>
     </w:rPr>

--- a/examples/clustering/doc/README.docx
+++ b/examples/clustering/doc/README.docx
@@ -16,7 +16,86 @@
         <w:pStyle w:val="FirstParagraph"/>
       </w:pPr>
       <w:r>
-        <w:t xml:space="preserve">Unsupervised clustering methods and model selection.</w:t>
+        <w:t xml:space="preserve">This section presents unsupervised clustering examples in</w:t>
+      </w:r>
+      <w:r>
+        <w:t xml:space="preserve"> </w:t>
+      </w:r>
+      <w:r>
+        <w:rPr>
+          <w:rStyle w:val="VerbatimChar"/>
+        </w:rPr>
+        <w:t xml:space="preserve">daltoolbox</w:t>
+      </w:r>
+      <w:r>
+        <w:t xml:space="preserve">. The objective is to help readers understand how grouping methods can be configured, fitted, converted into cluster labels, and externally evaluated when a reference label is available.</w:t>
+      </w:r>
+    </w:p>
+    <w:p>
+      <w:pPr>
+        <w:pStyle w:val="BodyText"/>
+      </w:pPr>
+      <w:r>
+        <w:t xml:space="preserve">Because clustering is exploratory by nature, these examples are especially useful for understanding how the package separates the clustering step itself from the evaluation step. They also show how different notions of structure can be captured, such as compact groups, density-connected regions, and medoid-based partitions.</w:t>
+      </w:r>
+    </w:p>
+    <w:p>
+      <w:pPr>
+        <w:pStyle w:val="BodyText"/>
+      </w:pPr>
+      <w:r>
+        <w:t xml:space="preserve">A good reading order is</w:t>
+      </w:r>
+      <w:r>
+        <w:t xml:space="preserve"> </w:t>
+      </w:r>
+      <w:r>
+        <w:rPr>
+          <w:rStyle w:val="VerbatimChar"/>
+        </w:rPr>
+        <w:t xml:space="preserve">clu_kmeans</w:t>
+      </w:r>
+      <w:r>
+        <w:t xml:space="preserve">, then</w:t>
+      </w:r>
+      <w:r>
+        <w:t xml:space="preserve"> </w:t>
+      </w:r>
+      <w:r>
+        <w:rPr>
+          <w:rStyle w:val="VerbatimChar"/>
+        </w:rPr>
+        <w:t xml:space="preserve">clu_pam</w:t>
+      </w:r>
+      <w:r>
+        <w:t xml:space="preserve">, then</w:t>
+      </w:r>
+      <w:r>
+        <w:t xml:space="preserve"> </w:t>
+      </w:r>
+      <w:r>
+        <w:rPr>
+          <w:rStyle w:val="VerbatimChar"/>
+        </w:rPr>
+        <w:t xml:space="preserve">clu_dbscan</w:t>
+      </w:r>
+      <w:r>
+        <w:t xml:space="preserve">, and finally</w:t>
+      </w:r>
+      <w:r>
+        <w:t xml:space="preserve"> </w:t>
+      </w:r>
+      <w:r>
+        <w:rPr>
+          <w:rStyle w:val="VerbatimChar"/>
+        </w:rPr>
+        <w:t xml:space="preserve">clu_tune</w:t>
+      </w:r>
+      <w:r>
+        <w:t xml:space="preserve"> </w:t>
+      </w:r>
+      <w:r>
+        <w:t xml:space="preserve">to see how hyperparameter selection can also be organized within the same workflow.</w:t>
       </w:r>
     </w:p>
     <w:p>

--- a/examples/clustering/doc/README.docx
+++ b/examples/clustering/doc/README.docx
@@ -2,7 +2,7 @@
 <file path=word/document.xml><?xml version="1.0" encoding="utf-8"?>
 <w:document xmlns:w="http://schemas.openxmlformats.org/wordprocessingml/2006/main" xmlns:m="http://schemas.openxmlformats.org/officeDocument/2006/math" xmlns:r="http://schemas.openxmlformats.org/officeDocument/2006/relationships" xmlns:o="urn:schemas-microsoft-com:office:office" xmlns:v="urn:schemas-microsoft-com:vml" xmlns:w10="urn:schemas-microsoft-com:office:word" xmlns:a="http://schemas.openxmlformats.org/drawingml/2006/main" xmlns:pic="http://schemas.openxmlformats.org/drawingml/2006/picture" xmlns:wp="http://schemas.openxmlformats.org/drawingml/2006/wordprocessingDrawing">
   <w:body>
-    <w:bookmarkStart w:id="24" w:name="clustering-examples"/>
+    <w:bookmarkStart w:id="27" w:name="clustering-examples"/>
     <w:p>
       <w:pPr>
         <w:pStyle w:val="Heading1"/>
@@ -16,19 +16,7 @@
         <w:pStyle w:val="FirstParagraph"/>
       </w:pPr>
       <w:r>
-        <w:t xml:space="preserve">This section presents unsupervised clustering examples in</w:t>
-      </w:r>
-      <w:r>
-        <w:t xml:space="preserve"> </w:t>
-      </w:r>
-      <w:r>
-        <w:rPr>
-          <w:rStyle w:val="VerbatimChar"/>
-        </w:rPr>
-        <w:t xml:space="preserve">daltoolbox</w:t>
-      </w:r>
-      <w:r>
-        <w:t xml:space="preserve">. The objective is to help readers understand how grouping methods can be configured, fitted, converted into cluster labels, and externally evaluated when a reference label is available.</w:t>
+        <w:t xml:space="preserve">This section presents clustering as a guided sequence of unsupervised ideas. The examples are grouped by how they define structure in the data, which makes the progression easier to follow for someone learning exploratory analysis.</w:t>
       </w:r>
     </w:p>
     <w:p>
@@ -36,66 +24,24 @@
         <w:pStyle w:val="BodyText"/>
       </w:pPr>
       <w:r>
-        <w:t xml:space="preserve">Because clustering is exploratory by nature, these examples are especially useful for understanding how the package separates the clustering step itself from the evaluation step. They also show how different notions of structure can be captured, such as compact groups, density-connected regions, and medoid-based partitions.</w:t>
+        <w:t xml:space="preserve">The key didactic shift in clustering is that there is no target variable during fitting. What changes from one example to the next is the notion of similarity or grouping imposed by the method.</w:t>
+      </w:r>
+    </w:p>
+    <w:bookmarkStart w:id="22" w:name="partitional-methods"/>
+    <w:p>
+      <w:pPr>
+        <w:pStyle w:val="Heading2"/>
+      </w:pPr>
+      <w:r>
+        <w:t xml:space="preserve">Partitional Methods</w:t>
       </w:r>
     </w:p>
     <w:p>
       <w:pPr>
-        <w:pStyle w:val="BodyText"/>
-      </w:pPr>
-      <w:r>
-        <w:t xml:space="preserve">A good reading order is</w:t>
-      </w:r>
-      <w:r>
-        <w:t xml:space="preserve"> </w:t>
-      </w:r>
-      <w:r>
-        <w:rPr>
-          <w:rStyle w:val="VerbatimChar"/>
-        </w:rPr>
-        <w:t xml:space="preserve">clu_kmeans</w:t>
-      </w:r>
-      <w:r>
-        <w:t xml:space="preserve">, then</w:t>
-      </w:r>
-      <w:r>
-        <w:t xml:space="preserve"> </w:t>
-      </w:r>
-      <w:r>
-        <w:rPr>
-          <w:rStyle w:val="VerbatimChar"/>
-        </w:rPr>
-        <w:t xml:space="preserve">clu_pam</w:t>
-      </w:r>
-      <w:r>
-        <w:t xml:space="preserve">, then</w:t>
-      </w:r>
-      <w:r>
-        <w:t xml:space="preserve"> </w:t>
-      </w:r>
-      <w:r>
-        <w:rPr>
-          <w:rStyle w:val="VerbatimChar"/>
-        </w:rPr>
-        <w:t xml:space="preserve">clu_dbscan</w:t>
-      </w:r>
-      <w:r>
-        <w:t xml:space="preserve">, and finally</w:t>
-      </w:r>
-      <w:r>
-        <w:t xml:space="preserve"> </w:t>
-      </w:r>
-      <w:r>
-        <w:rPr>
-          <w:rStyle w:val="VerbatimChar"/>
-        </w:rPr>
-        <w:t xml:space="preserve">clu_tune</w:t>
-      </w:r>
-      <w:r>
-        <w:t xml:space="preserve"> </w:t>
-      </w:r>
-      <w:r>
-        <w:t xml:space="preserve">to see how hyperparameter selection can also be organized within the same workflow.</w:t>
+        <w:pStyle w:val="FirstParagraph"/>
+      </w:pPr>
+      <w:r>
+        <w:t xml:space="preserve">These examples create clusters by dividing the dataset into a fixed number of groups.</w:t>
       </w:r>
     </w:p>
     <w:p>
@@ -111,14 +57,14 @@
           <w:rPr>
             <w:rStyle w:val="Hyperlink"/>
           </w:rPr>
-          <w:t xml:space="preserve">clu_dbscan.md</w:t>
+          <w:t xml:space="preserve">01-partitional-kmeans.md</w:t>
         </w:r>
       </w:hyperlink>
       <w:r>
         <w:t xml:space="preserve"> </w:t>
       </w:r>
       <w:r>
-        <w:t xml:space="preserve">—</w:t>
+        <w:t xml:space="preserve">-</w:t>
       </w:r>
       <w:r>
         <w:t xml:space="preserve"> </w:t>
@@ -127,10 +73,10 @@
         <w:rPr>
           <w:rStyle w:val="VerbatimChar"/>
         </w:rPr>
-        <w:t xml:space="preserve">cluster_dbscan</w:t>
-      </w:r>
-      <w:r>
-        <w:t xml:space="preserve">: density-based method. Identifies dense regions separated by sparse areas; detects noise and arbitrarily shaped clusters.</w:t>
+        <w:t xml:space="preserve">cluster_kmeans</w:t>
+      </w:r>
+      <w:r>
+        <w:t xml:space="preserve">: partitions data into k groups by minimizing within-cluster variance. Sensitive to scale; normalization can improve results.</w:t>
       </w:r>
     </w:p>
     <w:p>
@@ -146,49 +92,14 @@
           <w:rPr>
             <w:rStyle w:val="Hyperlink"/>
           </w:rPr>
-          <w:t xml:space="preserve">clu_kmeans.md</w:t>
+          <w:t xml:space="preserve">02-medoid-pam.md</w:t>
         </w:r>
       </w:hyperlink>
       <w:r>
         <w:t xml:space="preserve"> </w:t>
       </w:r>
       <w:r>
-        <w:t xml:space="preserve">—</w:t>
-      </w:r>
-      <w:r>
-        <w:t xml:space="preserve"> </w:t>
-      </w:r>
-      <w:r>
-        <w:rPr>
-          <w:rStyle w:val="VerbatimChar"/>
-        </w:rPr>
-        <w:t xml:space="preserve">cluster_kmeans</w:t>
-      </w:r>
-      <w:r>
-        <w:t xml:space="preserve">: partitions data into k groups by minimizing within-cluster variance. Sensitive to scale; normalization can improve results.</w:t>
-      </w:r>
-    </w:p>
-    <w:p>
-      <w:pPr>
-        <w:pStyle w:val="Compact"/>
-        <w:numPr>
-          <w:ilvl w:val="0"/>
-          <w:numId w:val="1001"/>
-        </w:numPr>
-      </w:pPr>
-      <w:hyperlink r:id="rId22">
-        <w:r>
-          <w:rPr>
-            <w:rStyle w:val="Hyperlink"/>
-          </w:rPr>
-          <w:t xml:space="preserve">clu_pam.md</w:t>
-        </w:r>
-      </w:hyperlink>
-      <w:r>
-        <w:t xml:space="preserve"> </w:t>
-      </w:r>
-      <w:r>
-        <w:t xml:space="preserve">—</w:t>
+        <w:t xml:space="preserve">-</w:t>
       </w:r>
       <w:r>
         <w:t xml:space="preserve"> </w:t>
@@ -203,12 +114,30 @@
         <w:t xml:space="preserve">: Partitioning Around Medoids. Similar to k-means but uses medoids (real points) instead of centroids, making it more robust to outliers.</w:t>
       </w:r>
     </w:p>
+    <w:bookmarkEnd w:id="22"/>
+    <w:bookmarkStart w:id="24" w:name="density-based-structure"/>
+    <w:p>
+      <w:pPr>
+        <w:pStyle w:val="Heading2"/>
+      </w:pPr>
+      <w:r>
+        <w:t xml:space="preserve">Density-Based Structure</w:t>
+      </w:r>
+    </w:p>
+    <w:p>
+      <w:pPr>
+        <w:pStyle w:val="FirstParagraph"/>
+      </w:pPr>
+      <w:r>
+        <w:t xml:space="preserve">This example shows a different idea of grouping: dense regions separated by sparse space, with the possibility of noise points.</w:t>
+      </w:r>
+    </w:p>
     <w:p>
       <w:pPr>
         <w:pStyle w:val="Compact"/>
         <w:numPr>
           <w:ilvl w:val="0"/>
-          <w:numId w:val="1001"/>
+          <w:numId w:val="1002"/>
         </w:numPr>
       </w:pPr>
       <w:hyperlink r:id="rId23">
@@ -216,14 +145,67 @@
           <w:rPr>
             <w:rStyle w:val="Hyperlink"/>
           </w:rPr>
-          <w:t xml:space="preserve">clu_tune.md</w:t>
+          <w:t xml:space="preserve">03-density-dbscan.md</w:t>
         </w:r>
       </w:hyperlink>
       <w:r>
         <w:t xml:space="preserve"> </w:t>
       </w:r>
       <w:r>
-        <w:t xml:space="preserve">—</w:t>
+        <w:t xml:space="preserve">-</w:t>
+      </w:r>
+      <w:r>
+        <w:t xml:space="preserve"> </w:t>
+      </w:r>
+      <w:r>
+        <w:rPr>
+          <w:rStyle w:val="VerbatimChar"/>
+        </w:rPr>
+        <w:t xml:space="preserve">cluster_dbscan</w:t>
+      </w:r>
+      <w:r>
+        <w:t xml:space="preserve">: density-based method. Identifies dense regions separated by sparse areas; detects noise and arbitrarily shaped clusters.</w:t>
+      </w:r>
+    </w:p>
+    <w:bookmarkEnd w:id="24"/>
+    <w:bookmarkStart w:id="26" w:name="model-selection"/>
+    <w:p>
+      <w:pPr>
+        <w:pStyle w:val="Heading2"/>
+      </w:pPr>
+      <w:r>
+        <w:t xml:space="preserve">Model Selection</w:t>
+      </w:r>
+    </w:p>
+    <w:p>
+      <w:pPr>
+        <w:pStyle w:val="FirstParagraph"/>
+      </w:pPr>
+      <w:r>
+        <w:t xml:space="preserve">The last example shows that even in unsupervised learning, hyperparameters such as the number of clusters can be explored systematically.</w:t>
+      </w:r>
+    </w:p>
+    <w:p>
+      <w:pPr>
+        <w:pStyle w:val="Compact"/>
+        <w:numPr>
+          <w:ilvl w:val="0"/>
+          <w:numId w:val="1003"/>
+        </w:numPr>
+      </w:pPr>
+      <w:hyperlink r:id="rId25">
+        <w:r>
+          <w:rPr>
+            <w:rStyle w:val="Hyperlink"/>
+          </w:rPr>
+          <w:t xml:space="preserve">04-model-selection-tuning.md</w:t>
+        </w:r>
+      </w:hyperlink>
+      <w:r>
+        <w:t xml:space="preserve"> </w:t>
+      </w:r>
+      <w:r>
+        <w:t xml:space="preserve">-</w:t>
       </w:r>
       <w:r>
         <w:t xml:space="preserve"> </w:t>
@@ -268,7 +250,8 @@
         <w:t xml:space="preserve">over a range.</w:t>
       </w:r>
     </w:p>
-    <w:bookmarkEnd w:id="24"/>
+    <w:bookmarkEnd w:id="26"/>
+    <w:bookmarkEnd w:id="27"/>
     <w:sectPr>
       <w:footnotePr>
         <w:numRestart w:val="eachSect"/>
@@ -486,6 +469,12 @@
     <w:abstractNumId w:val="990"/>
   </w:num>
   <w:num w:numId="1001">
+    <w:abstractNumId w:val="991"/>
+  </w:num>
+  <w:num w:numId="1002">
+    <w:abstractNumId w:val="991"/>
+  </w:num>
+  <w:num w:numId="1003">
     <w:abstractNumId w:val="991"/>
   </w:num>
 </w:numbering>

--- a/examples/clustering/doc/README.docx
+++ b/examples/clustering/doc/README.docx
@@ -2,7 +2,7 @@
 <file path=word/document.xml><?xml version="1.0" encoding="utf-8"?>
 <w:document xmlns:w="http://schemas.openxmlformats.org/wordprocessingml/2006/main" xmlns:m="http://schemas.openxmlformats.org/officeDocument/2006/math" xmlns:r="http://schemas.openxmlformats.org/officeDocument/2006/relationships" xmlns:o="urn:schemas-microsoft-com:office:office" xmlns:v="urn:schemas-microsoft-com:vml" xmlns:w10="urn:schemas-microsoft-com:office:word" xmlns:a="http://schemas.openxmlformats.org/drawingml/2006/main" xmlns:pic="http://schemas.openxmlformats.org/drawingml/2006/picture" xmlns:wp="http://schemas.openxmlformats.org/drawingml/2006/wordprocessingDrawing">
   <w:body>
-    <w:bookmarkStart w:id="27" w:name="clustering-examples"/>
+    <w:bookmarkStart w:id="16" w:name="clustering-examples"/>
     <w:p>
       <w:pPr>
         <w:pStyle w:val="Heading1"/>
@@ -27,7 +27,7 @@
         <w:t xml:space="preserve">The key didactic shift in clustering is that there is no target variable during fitting. What changes from one example to the next is the notion of similarity or grouping imposed by the method.</w:t>
       </w:r>
     </w:p>
-    <w:bookmarkStart w:id="22" w:name="partitional-methods"/>
+    <w:bookmarkStart w:id="11" w:name="partitional-methods"/>
     <w:p>
       <w:pPr>
         <w:pStyle w:val="Heading2"/>
@@ -52,7 +52,7 @@
           <w:numId w:val="1001"/>
         </w:numPr>
       </w:pPr>
-      <w:hyperlink r:id="rId20">
+      <w:hyperlink r:id="rId9">
         <w:r>
           <w:rPr>
             <w:rStyle w:val="Hyperlink"/>
@@ -87,7 +87,7 @@
           <w:numId w:val="1001"/>
         </w:numPr>
       </w:pPr>
-      <w:hyperlink r:id="rId21">
+      <w:hyperlink r:id="rId10">
         <w:r>
           <w:rPr>
             <w:rStyle w:val="Hyperlink"/>
@@ -114,8 +114,8 @@
         <w:t xml:space="preserve">: Partitioning Around Medoids. Similar to k-means but uses medoids (real points) instead of centroids, making it more robust to outliers.</w:t>
       </w:r>
     </w:p>
-    <w:bookmarkEnd w:id="22"/>
-    <w:bookmarkStart w:id="24" w:name="density-based-structure"/>
+    <w:bookmarkEnd w:id="11"/>
+    <w:bookmarkStart w:id="13" w:name="density-based-structure"/>
     <w:p>
       <w:pPr>
         <w:pStyle w:val="Heading2"/>
@@ -140,7 +140,7 @@
           <w:numId w:val="1002"/>
         </w:numPr>
       </w:pPr>
-      <w:hyperlink r:id="rId23">
+      <w:hyperlink r:id="rId12">
         <w:r>
           <w:rPr>
             <w:rStyle w:val="Hyperlink"/>
@@ -167,8 +167,8 @@
         <w:t xml:space="preserve">: density-based method. Identifies dense regions separated by sparse areas; detects noise and arbitrarily shaped clusters.</w:t>
       </w:r>
     </w:p>
-    <w:bookmarkEnd w:id="24"/>
-    <w:bookmarkStart w:id="26" w:name="model-selection"/>
+    <w:bookmarkEnd w:id="13"/>
+    <w:bookmarkStart w:id="15" w:name="model-selection"/>
     <w:p>
       <w:pPr>
         <w:pStyle w:val="Heading2"/>
@@ -182,7 +182,7 @@
         <w:pStyle w:val="FirstParagraph"/>
       </w:pPr>
       <w:r>
-        <w:t xml:space="preserve">The last example shows that even in unsupervised learning, hyperparameters such as the number of clusters can be explored systematically.</w:t>
+        <w:t xml:space="preserve">The last example shows that even in unsupervised learning, hyperparameters such as the number of clusters can be explored systematically through metric and selector properties stored in the clustering object itself.</w:t>
       </w:r>
     </w:p>
     <w:p>
@@ -193,7 +193,7 @@
           <w:numId w:val="1003"/>
         </w:numPr>
       </w:pPr>
-      <w:hyperlink r:id="rId25">
+      <w:hyperlink r:id="rId14">
         <w:r>
           <w:rPr>
             <w:rStyle w:val="Hyperlink"/>
@@ -247,11 +247,11 @@
         <w:t xml:space="preserve"> </w:t>
       </w:r>
       <w:r>
-        <w:t xml:space="preserve">over a range.</w:t>
+        <w:t xml:space="preserve">over a range using the metric and selector configured in the base model.</w:t>
       </w:r>
     </w:p>
-    <w:bookmarkEnd w:id="26"/>
-    <w:bookmarkEnd w:id="27"/>
+    <w:bookmarkEnd w:id="15"/>
+    <w:bookmarkEnd w:id="16"/>
     <w:sectPr>
       <w:footnotePr>
         <w:numRestart w:val="eachSect"/>
@@ -485,10 +485,10 @@
   <w:docDefaults>
     <w:rPrDefault>
       <w:rPr>
-        <w:rFonts w:asciiTheme="minorHAnsi" w:cstheme="minorBidi" w:eastAsiaTheme="minorHAnsi" w:hAnsiTheme="minorHAnsi"/>
+        <w:rFonts w:asciiTheme="minorHAnsi" w:cstheme="minorBidi" w:eastAsiaTheme="minorEastAsia" w:hAnsiTheme="minorHAnsi"/>
         <w:sz w:val="24"/>
         <w:szCs w:val="24"/>
-        <w:lang w:bidi="ar-SA" w:eastAsia="en-US" w:val="en-US"/>
+        <w:lang w:bidi="ar-SA" w:eastAsia="zh-CN" w:val="en-US"/>
       </w:rPr>
     </w:rPrDefault>
     <w:pPrDefault>
@@ -1029,13 +1029,6 @@
       </w:tblCellMar>
     </w:tblPr>
     <w:tblStylePr w:type="firstRow">
-      <w:tblPr>
-        <w:jc w:val="left"/>
-        <w:tblInd w:type="dxa" w:w="0"/>
-      </w:tblPr>
-      <w:trPr>
-        <w:jc w:val="left"/>
-      </w:trPr>
       <w:tcPr>
         <w:tcBorders>
           <w:bottom w:val="single"/>

--- a/examples/clustering/doc/README.docx
+++ b/examples/clustering/doc/README.docx
@@ -2,7 +2,7 @@
 <file path=word/document.xml><?xml version="1.0" encoding="utf-8"?>
 <w:document xmlns:w="http://schemas.openxmlformats.org/wordprocessingml/2006/main" xmlns:m="http://schemas.openxmlformats.org/officeDocument/2006/math" xmlns:r="http://schemas.openxmlformats.org/officeDocument/2006/relationships" xmlns:o="urn:schemas-microsoft-com:office:office" xmlns:v="urn:schemas-microsoft-com:vml" xmlns:w10="urn:schemas-microsoft-com:office:word" xmlns:a="http://schemas.openxmlformats.org/drawingml/2006/main" xmlns:pic="http://schemas.openxmlformats.org/drawingml/2006/picture" xmlns:wp="http://schemas.openxmlformats.org/drawingml/2006/wordprocessingDrawing">
   <w:body>
-    <w:bookmarkStart w:id="16" w:name="clustering-examples"/>
+    <w:bookmarkStart w:id="21" w:name="clustering-examples"/>
     <w:p>
       <w:pPr>
         <w:pStyle w:val="Heading1"/>
@@ -16,7 +16,7 @@
         <w:pStyle w:val="FirstParagraph"/>
       </w:pPr>
       <w:r>
-        <w:t xml:space="preserve">This section presents clustering as a guided sequence of unsupervised ideas. The examples are grouped by how they define structure in the data, which makes the progression easier to follow for someone learning exploratory analysis.</w:t>
+        <w:t xml:space="preserve">This section organizes clustering by modeling family instead of treating all unsupervised methods as interchangeable. The numbering now leaves visible gaps so the reader can distinguish the introductory partitional/medoid methods from density-based clustering and from tuning-oriented workflows.</w:t>
       </w:r>
     </w:p>
     <w:p>
@@ -24,16 +24,16 @@
         <w:pStyle w:val="BodyText"/>
       </w:pPr>
       <w:r>
-        <w:t xml:space="preserve">The key didactic shift in clustering is that there is no target variable during fitting. What changes from one example to the next is the notion of similarity or grouping imposed by the method.</w:t>
-      </w:r>
-    </w:p>
-    <w:bookmarkStart w:id="11" w:name="partitional-methods"/>
+        <w:t xml:space="preserve">A good reading order is to start with centroid-based clustering, compare it with medoid-based clustering, then move to density-based discovery, and only after that inspect clustering model selection.</w:t>
+      </w:r>
+    </w:p>
+    <w:bookmarkStart w:id="11" w:name="partition-based-foundations"/>
     <w:p>
       <w:pPr>
         <w:pStyle w:val="Heading2"/>
       </w:pPr>
       <w:r>
-        <w:t xml:space="preserve">Partitional Methods</w:t>
+        <w:t xml:space="preserve">Partition-Based Foundations</w:t>
       </w:r>
     </w:p>
     <w:p>
@@ -41,7 +41,22 @@
         <w:pStyle w:val="FirstParagraph"/>
       </w:pPr>
       <w:r>
-        <w:t xml:space="preserve">These examples create clusters by dividing the dataset into a fixed number of groups.</w:t>
+        <w:t xml:space="preserve">These examples are the fastest way to understand how</w:t>
+      </w:r>
+      <w:r>
+        <w:t xml:space="preserve"> </w:t>
+      </w:r>
+      <w:r>
+        <w:rPr>
+          <w:rStyle w:val="VerbatimChar"/>
+        </w:rPr>
+        <w:t xml:space="preserve">daltoolbox</w:t>
+      </w:r>
+      <w:r>
+        <w:t xml:space="preserve"> </w:t>
+      </w:r>
+      <w:r>
+        <w:t xml:space="preserve">represents unsupervised learners, cluster assignments, and evaluation outputs.</w:t>
       </w:r>
     </w:p>
     <w:p>
@@ -73,10 +88,10 @@
         <w:rPr>
           <w:rStyle w:val="VerbatimChar"/>
         </w:rPr>
-        <w:t xml:space="preserve">cluster_kmeans</w:t>
-      </w:r>
-      <w:r>
-        <w:t xml:space="preserve">: partitions data into k groups by minimizing within-cluster variance. Sensitive to scale; normalization can improve results.</w:t>
+        <w:t xml:space="preserve">clu_kmeans</w:t>
+      </w:r>
+      <w:r>
+        <w:t xml:space="preserve">: centroid-based clustering with Euclidean partitions.</w:t>
       </w:r>
     </w:p>
     <w:p>
@@ -108,20 +123,20 @@
         <w:rPr>
           <w:rStyle w:val="VerbatimChar"/>
         </w:rPr>
-        <w:t xml:space="preserve">cluster_pam</w:t>
-      </w:r>
-      <w:r>
-        <w:t xml:space="preserve">: Partitioning Around Medoids. Similar to k-means but uses medoids (real points) instead of centroids, making it more robust to outliers.</w:t>
+        <w:t xml:space="preserve">clu_pam</w:t>
+      </w:r>
+      <w:r>
+        <w:t xml:space="preserve">: medoid-based clustering, often more robust to extreme points.</w:t>
       </w:r>
     </w:p>
     <w:bookmarkEnd w:id="11"/>
-    <w:bookmarkStart w:id="13" w:name="density-based-structure"/>
+    <w:bookmarkStart w:id="13" w:name="density-based-clustering"/>
     <w:p>
       <w:pPr>
         <w:pStyle w:val="Heading2"/>
       </w:pPr>
       <w:r>
-        <w:t xml:space="preserve">Density-Based Structure</w:t>
+        <w:t xml:space="preserve">Density-Based Clustering</w:t>
       </w:r>
     </w:p>
     <w:p>
@@ -129,7 +144,7 @@
         <w:pStyle w:val="FirstParagraph"/>
       </w:pPr>
       <w:r>
-        <w:t xml:space="preserve">This example shows a different idea of grouping: dense regions separated by sparse space, with the possibility of noise points.</w:t>
+        <w:t xml:space="preserve">This block separates methods that detect dense regions from those that force every instance into a centroid or medoid partition.</w:t>
       </w:r>
     </w:p>
     <w:p>
@@ -145,7 +160,7 @@
           <w:rPr>
             <w:rStyle w:val="Hyperlink"/>
           </w:rPr>
-          <w:t xml:space="preserve">03-density-dbscan.md</w:t>
+          <w:t xml:space="preserve">10-density-dbscan.md</w:t>
         </w:r>
       </w:hyperlink>
       <w:r>
@@ -161,20 +176,20 @@
         <w:rPr>
           <w:rStyle w:val="VerbatimChar"/>
         </w:rPr>
-        <w:t xml:space="preserve">cluster_dbscan</w:t>
-      </w:r>
-      <w:r>
-        <w:t xml:space="preserve">: density-based method. Identifies dense regions separated by sparse areas; detects noise and arbitrarily shaped clusters.</w:t>
+        <w:t xml:space="preserve">clu_dbscan</w:t>
+      </w:r>
+      <w:r>
+        <w:t xml:space="preserve">: groups dense neighborhoods and can leave noise points unassigned.</w:t>
       </w:r>
     </w:p>
     <w:bookmarkEnd w:id="13"/>
-    <w:bookmarkStart w:id="15" w:name="model-selection"/>
+    <w:bookmarkStart w:id="18" w:name="soft-model-based-and-hierarchical-views"/>
     <w:p>
       <w:pPr>
         <w:pStyle w:val="Heading2"/>
       </w:pPr>
       <w:r>
-        <w:t xml:space="preserve">Model Selection</w:t>
+        <w:t xml:space="preserve">Soft, Model-Based, and Hierarchical Views</w:t>
       </w:r>
     </w:p>
     <w:p>
@@ -182,7 +197,7 @@
         <w:pStyle w:val="FirstParagraph"/>
       </w:pPr>
       <w:r>
-        <w:t xml:space="preserve">The last example shows that even in unsupervised learning, hyperparameters such as the number of clusters can be explored systematically through metric and selector properties stored in the clustering object itself.</w:t>
+        <w:t xml:space="preserve">This block widens the clustering perspective beyond hard partitions. These methods are useful when the analyst wants memberships, probabilistic mixtures, hierarchical merge structure, or graph communities.</w:t>
       </w:r>
     </w:p>
     <w:p>
@@ -198,7 +213,165 @@
           <w:rPr>
             <w:rStyle w:val="Hyperlink"/>
           </w:rPr>
-          <w:t xml:space="preserve">04-model-selection-tuning.md</w:t>
+          <w:t xml:space="preserve">11-fuzzy-cmeans.md</w:t>
+        </w:r>
+      </w:hyperlink>
+      <w:r>
+        <w:t xml:space="preserve"> </w:t>
+      </w:r>
+      <w:r>
+        <w:t xml:space="preserve">-</w:t>
+      </w:r>
+      <w:r>
+        <w:t xml:space="preserve"> </w:t>
+      </w:r>
+      <w:r>
+        <w:rPr>
+          <w:rStyle w:val="VerbatimChar"/>
+        </w:rPr>
+        <w:t xml:space="preserve">cluster_cmeans</w:t>
+      </w:r>
+      <w:r>
+        <w:t xml:space="preserve">: fuzzy clustering with membership degrees.</w:t>
+      </w:r>
+    </w:p>
+    <w:p>
+      <w:pPr>
+        <w:pStyle w:val="Compact"/>
+        <w:numPr>
+          <w:ilvl w:val="0"/>
+          <w:numId w:val="1003"/>
+        </w:numPr>
+      </w:pPr>
+      <w:hyperlink r:id="rId15">
+        <w:r>
+          <w:rPr>
+            <w:rStyle w:val="Hyperlink"/>
+          </w:rPr>
+          <w:t xml:space="preserve">12-model-based-gmm.md</w:t>
+        </w:r>
+      </w:hyperlink>
+      <w:r>
+        <w:t xml:space="preserve"> </w:t>
+      </w:r>
+      <w:r>
+        <w:t xml:space="preserve">-</w:t>
+      </w:r>
+      <w:r>
+        <w:t xml:space="preserve"> </w:t>
+      </w:r>
+      <w:r>
+        <w:rPr>
+          <w:rStyle w:val="VerbatimChar"/>
+        </w:rPr>
+        <w:t xml:space="preserve">cluster_gmm</w:t>
+      </w:r>
+      <w:r>
+        <w:t xml:space="preserve">: Gaussian mixture model clustering.</w:t>
+      </w:r>
+    </w:p>
+    <w:p>
+      <w:pPr>
+        <w:pStyle w:val="Compact"/>
+        <w:numPr>
+          <w:ilvl w:val="0"/>
+          <w:numId w:val="1003"/>
+        </w:numPr>
+      </w:pPr>
+      <w:hyperlink r:id="rId16">
+        <w:r>
+          <w:rPr>
+            <w:rStyle w:val="Hyperlink"/>
+          </w:rPr>
+          <w:t xml:space="preserve">13-hierarchical-hclust.md</w:t>
+        </w:r>
+      </w:hyperlink>
+      <w:r>
+        <w:t xml:space="preserve"> </w:t>
+      </w:r>
+      <w:r>
+        <w:t xml:space="preserve">-</w:t>
+      </w:r>
+      <w:r>
+        <w:t xml:space="preserve"> </w:t>
+      </w:r>
+      <w:r>
+        <w:rPr>
+          <w:rStyle w:val="VerbatimChar"/>
+        </w:rPr>
+        <w:t xml:space="preserve">cluster_hclust</w:t>
+      </w:r>
+      <w:r>
+        <w:t xml:space="preserve">: agglomerative hierarchical clustering.</w:t>
+      </w:r>
+    </w:p>
+    <w:p>
+      <w:pPr>
+        <w:pStyle w:val="Compact"/>
+        <w:numPr>
+          <w:ilvl w:val="0"/>
+          <w:numId w:val="1003"/>
+        </w:numPr>
+      </w:pPr>
+      <w:hyperlink r:id="rId17">
+        <w:r>
+          <w:rPr>
+            <w:rStyle w:val="Hyperlink"/>
+          </w:rPr>
+          <w:t xml:space="preserve">14-graph-louvain.md</w:t>
+        </w:r>
+      </w:hyperlink>
+      <w:r>
+        <w:t xml:space="preserve"> </w:t>
+      </w:r>
+      <w:r>
+        <w:t xml:space="preserve">-</w:t>
+      </w:r>
+      <w:r>
+        <w:t xml:space="preserve"> </w:t>
+      </w:r>
+      <w:r>
+        <w:rPr>
+          <w:rStyle w:val="VerbatimChar"/>
+        </w:rPr>
+        <w:t xml:space="preserve">cluster_louvain_graph</w:t>
+      </w:r>
+      <w:r>
+        <w:t xml:space="preserve">: graph community detection by modularity optimization.</w:t>
+      </w:r>
+    </w:p>
+    <w:bookmarkEnd w:id="18"/>
+    <w:bookmarkStart w:id="20" w:name="model-selection"/>
+    <w:p>
+      <w:pPr>
+        <w:pStyle w:val="Heading2"/>
+      </w:pPr>
+      <w:r>
+        <w:t xml:space="preserve">Model Selection</w:t>
+      </w:r>
+    </w:p>
+    <w:p>
+      <w:pPr>
+        <w:pStyle w:val="FirstParagraph"/>
+      </w:pPr>
+      <w:r>
+        <w:t xml:space="preserve">This final example is kept apart because it is about choosing configurations, not only understanding a single clustering family.</w:t>
+      </w:r>
+    </w:p>
+    <w:p>
+      <w:pPr>
+        <w:pStyle w:val="Compact"/>
+        <w:numPr>
+          <w:ilvl w:val="0"/>
+          <w:numId w:val="1004"/>
+        </w:numPr>
+      </w:pPr>
+      <w:hyperlink r:id="rId19">
+        <w:r>
+          <w:rPr>
+            <w:rStyle w:val="Hyperlink"/>
+          </w:rPr>
+          <w:t xml:space="preserve">20-model-selection-tuning.md</w:t>
         </w:r>
       </w:hyperlink>
       <w:r>
@@ -217,41 +390,11 @@
         <w:t xml:space="preserve">clu_tune</w:t>
       </w:r>
       <w:r>
-        <w:t xml:space="preserve">: selects hyperparameters for a clustering method. In this example, it chooses</w:t>
-      </w:r>
-      <w:r>
-        <w:t xml:space="preserve"> </w:t>
-      </w:r>
-      <w:r>
-        <w:rPr>
-          <w:rStyle w:val="VerbatimChar"/>
-        </w:rPr>
-        <w:t xml:space="preserve">k</w:t>
-      </w:r>
-      <w:r>
-        <w:t xml:space="preserve"> </w:t>
-      </w:r>
-      <w:r>
-        <w:t xml:space="preserve">for</w:t>
-      </w:r>
-      <w:r>
-        <w:t xml:space="preserve"> </w:t>
-      </w:r>
-      <w:r>
-        <w:rPr>
-          <w:rStyle w:val="VerbatimChar"/>
-        </w:rPr>
-        <w:t xml:space="preserve">cluster_kmeans</w:t>
-      </w:r>
-      <w:r>
-        <w:t xml:space="preserve"> </w:t>
-      </w:r>
-      <w:r>
-        <w:t xml:space="preserve">over a range using the metric and selector configured in the base model.</w:t>
-      </w:r>
-    </w:p>
-    <w:bookmarkEnd w:id="15"/>
-    <w:bookmarkEnd w:id="16"/>
+        <w:t xml:space="preserve">: compares clustering configurations through the DAL tuning workflow.</w:t>
+      </w:r>
+    </w:p>
+    <w:bookmarkEnd w:id="20"/>
+    <w:bookmarkEnd w:id="21"/>
     <w:sectPr>
       <w:footnotePr>
         <w:numRestart w:val="eachSect"/>
@@ -475,6 +618,9 @@
     <w:abstractNumId w:val="991"/>
   </w:num>
   <w:num w:numId="1003">
+    <w:abstractNumId w:val="991"/>
+  </w:num>
+  <w:num w:numId="1004">
     <w:abstractNumId w:val="991"/>
   </w:num>
 </w:numbering>

--- a/examples/clustering/doc/README.docx
+++ b/examples/clustering/doc/README.docx
@@ -2,7 +2,7 @@
 <file path=word/document.xml><?xml version="1.0" encoding="utf-8"?>
 <w:document xmlns:w="http://schemas.openxmlformats.org/wordprocessingml/2006/main" xmlns:m="http://schemas.openxmlformats.org/officeDocument/2006/math" xmlns:r="http://schemas.openxmlformats.org/officeDocument/2006/relationships" xmlns:o="urn:schemas-microsoft-com:office:office" xmlns:v="urn:schemas-microsoft-com:vml" xmlns:w10="urn:schemas-microsoft-com:office:word" xmlns:a="http://schemas.openxmlformats.org/drawingml/2006/main" xmlns:pic="http://schemas.openxmlformats.org/drawingml/2006/picture" xmlns:wp="http://schemas.openxmlformats.org/drawingml/2006/wordprocessingDrawing">
   <w:body>
-    <w:bookmarkStart w:id="21" w:name="clustering-examples"/>
+    <w:bookmarkStart w:id="22" w:name="clustering-examples"/>
     <w:p>
       <w:pPr>
         <w:pStyle w:val="Heading1"/>
@@ -341,7 +341,7 @@
       </w:r>
     </w:p>
     <w:bookmarkEnd w:id="18"/>
-    <w:bookmarkStart w:id="20" w:name="model-selection"/>
+    <w:bookmarkStart w:id="21" w:name="model-selection"/>
     <w:p>
       <w:pPr>
         <w:pStyle w:val="Heading2"/>
@@ -355,7 +355,7 @@
         <w:pStyle w:val="FirstParagraph"/>
       </w:pPr>
       <w:r>
-        <w:t xml:space="preserve">This final example is kept apart because it is about choosing configurations, not only understanding a single clustering family.</w:t>
+        <w:t xml:space="preserve">This final block separates evaluation customization from hyperparameter search. The first example shows how to change metric lists explicitly; the second uses those ideas inside the tuning workflow.</w:t>
       </w:r>
     </w:p>
     <w:p>
@@ -367,6 +367,29 @@
         </w:numPr>
       </w:pPr>
       <w:hyperlink r:id="rId19">
+        <w:r>
+          <w:rPr>
+            <w:rStyle w:val="Hyperlink"/>
+          </w:rPr>
+          <w:t xml:space="preserve">19-custom-evaluation.md</w:t>
+        </w:r>
+      </w:hyperlink>
+      <w:r>
+        <w:t xml:space="preserve"> </w:t>
+      </w:r>
+      <w:r>
+        <w:t xml:space="preserve">- inspect default clustering metrics and replace them with a custom evaluation set.</w:t>
+      </w:r>
+    </w:p>
+    <w:p>
+      <w:pPr>
+        <w:pStyle w:val="Compact"/>
+        <w:numPr>
+          <w:ilvl w:val="0"/>
+          <w:numId w:val="1004"/>
+        </w:numPr>
+      </w:pPr>
+      <w:hyperlink r:id="rId20">
         <w:r>
           <w:rPr>
             <w:rStyle w:val="Hyperlink"/>
@@ -393,8 +416,8 @@
         <w:t xml:space="preserve">: compares clustering configurations through the DAL tuning workflow.</w:t>
       </w:r>
     </w:p>
-    <w:bookmarkEnd w:id="20"/>
     <w:bookmarkEnd w:id="21"/>
+    <w:bookmarkEnd w:id="22"/>
     <w:sectPr>
       <w:footnotePr>
         <w:numRestart w:val="eachSect"/>
